--- a/MERN_AI RECAP.docx
+++ b/MERN_AI RECAP.docx
@@ -1934,6 +1934,36 @@
           <w:lang w:val="en-US"/>
         </w:rPr>
       </w:pPr>
+    </w:p>
+    <w:p>
+      <w:pPr>
+        <w:rPr>
+          <w:rFonts w:hint="default"/>
+          <w:sz w:val="52"/>
+          <w:szCs w:val="52"/>
+          <w:lang w:val="en-US"/>
+        </w:rPr>
+      </w:pPr>
+    </w:p>
+    <w:p>
+      <w:pPr>
+        <w:rPr>
+          <w:rFonts w:hint="default"/>
+          <w:sz w:val="52"/>
+          <w:szCs w:val="52"/>
+          <w:lang w:val="en-US"/>
+        </w:rPr>
+      </w:pPr>
+    </w:p>
+    <w:p>
+      <w:pPr>
+        <w:rPr>
+          <w:rFonts w:hint="default"/>
+          <w:sz w:val="52"/>
+          <w:szCs w:val="52"/>
+          <w:lang w:val="en-US"/>
+        </w:rPr>
+      </w:pPr>
       <w:r>
         <w:rPr>
           <w:rFonts w:hint="default"/>
@@ -1963,6 +1993,26 @@
           <w:lang w:val="en-US"/>
         </w:rPr>
       </w:pPr>
+    </w:p>
+    <w:p>
+      <w:pPr>
+        <w:rPr>
+          <w:rFonts w:hint="default"/>
+          <w:sz w:val="52"/>
+          <w:szCs w:val="52"/>
+          <w:lang w:val="en-US"/>
+        </w:rPr>
+      </w:pPr>
+    </w:p>
+    <w:p>
+      <w:pPr>
+        <w:rPr>
+          <w:rFonts w:hint="default"/>
+          <w:sz w:val="52"/>
+          <w:szCs w:val="52"/>
+          <w:lang w:val="en-US"/>
+        </w:rPr>
+      </w:pPr>
       <w:r>
         <w:rPr>
           <w:rFonts w:hint="default"/>
@@ -2313,57 +2363,1106 @@
       <w:pPr>
         <w:numPr>
           <w:ilvl w:val="0"/>
-          <w:numId w:val="8"/>
-        </w:numPr>
-        <w:rPr>
-          <w:rFonts w:hint="default"/>
-          <w:sz w:val="52"/>
-          <w:szCs w:val="52"/>
-          <w:lang w:val="en-US"/>
-        </w:rPr>
-      </w:pPr>
+          <w:numId w:val="0"/>
+        </w:numPr>
+        <w:rPr>
+          <w:rFonts w:hint="default"/>
+          <w:sz w:val="52"/>
+          <w:szCs w:val="52"/>
+          <w:lang w:val="en-US"/>
+        </w:rPr>
+      </w:pPr>
+    </w:p>
+    <w:p>
+      <w:pPr>
+        <w:rPr>
+          <w:rFonts w:hint="default"/>
+          <w:sz w:val="52"/>
+          <w:szCs w:val="52"/>
+          <w:lang w:val="en-US"/>
+        </w:rPr>
+      </w:pPr>
+      <w:r>
+        <w:rPr>
+          <w:rFonts w:hint="default"/>
+          <w:sz w:val="52"/>
+          <w:szCs w:val="52"/>
+          <w:lang w:val="en-US"/>
+        </w:rPr>
+        <w:t>VITE:-</w:t>
+      </w:r>
+    </w:p>
+    <w:p>
+      <w:pPr>
+        <w:rPr>
+          <w:rFonts w:hint="default"/>
+          <w:sz w:val="52"/>
+          <w:szCs w:val="52"/>
+          <w:lang w:val="en-US"/>
+        </w:rPr>
+      </w:pPr>
+      <w:r>
+        <w:rPr>
+          <w:rFonts w:hint="default"/>
+          <w:sz w:val="52"/>
+          <w:szCs w:val="52"/>
+          <w:lang w:val="en-US"/>
+        </w:rPr>
+        <w:t>Vite is a built tool to create react application faster</w:t>
+      </w:r>
+    </w:p>
+    <w:p>
+      <w:pPr>
+        <w:rPr>
+          <w:rFonts w:hint="default"/>
+          <w:sz w:val="52"/>
+          <w:szCs w:val="52"/>
+          <w:lang w:val="en-US"/>
+        </w:rPr>
+      </w:pPr>
+    </w:p>
+    <w:p>
+      <w:pPr>
+        <w:rPr>
+          <w:rFonts w:hint="default"/>
+          <w:sz w:val="52"/>
+          <w:szCs w:val="52"/>
+          <w:lang w:val="en-US"/>
+        </w:rPr>
+      </w:pPr>
+      <w:r>
+        <w:rPr>
+          <w:rFonts w:hint="default"/>
+          <w:sz w:val="52"/>
+          <w:szCs w:val="52"/>
+          <w:lang w:val="en-US"/>
+        </w:rPr>
+        <w:t>PROJECT STRUCTURE:-</w:t>
+      </w:r>
+    </w:p>
+    <w:p>
+      <w:pPr>
+        <w:numPr>
+          <w:ilvl w:val="0"/>
+          <w:numId w:val="9"/>
+        </w:numPr>
+        <w:rPr>
+          <w:rFonts w:hint="default"/>
+          <w:sz w:val="52"/>
+          <w:szCs w:val="52"/>
+          <w:lang w:val="en-US"/>
+        </w:rPr>
+      </w:pPr>
+      <w:r>
+        <w:rPr>
+          <w:rFonts w:hint="default"/>
+          <w:sz w:val="52"/>
+          <w:szCs w:val="52"/>
+          <w:lang w:val="en-US"/>
+        </w:rPr>
+        <w:t>NODE MODULES</w:t>
+      </w:r>
+    </w:p>
+    <w:p>
+      <w:pPr>
+        <w:rPr>
+          <w:rFonts w:hint="default"/>
+          <w:sz w:val="52"/>
+          <w:szCs w:val="52"/>
+          <w:lang w:val="en-US"/>
+        </w:rPr>
+      </w:pPr>
+      <w:r>
+        <w:rPr>
+          <w:rFonts w:hint="default"/>
+          <w:sz w:val="52"/>
+          <w:szCs w:val="52"/>
+          <w:lang w:val="en-US"/>
+        </w:rPr>
+        <w:t xml:space="preserve">Stores all installed package require for the project </w:t>
+      </w:r>
+    </w:p>
+    <w:p>
+      <w:pPr>
+        <w:numPr>
+          <w:ilvl w:val="0"/>
+          <w:numId w:val="9"/>
+        </w:numPr>
+        <w:ind w:left="0" w:leftChars="0" w:firstLine="0" w:firstLineChars="0"/>
+        <w:rPr>
+          <w:rFonts w:hint="default"/>
+          <w:sz w:val="52"/>
+          <w:szCs w:val="52"/>
+          <w:lang w:val="en-US"/>
+        </w:rPr>
+      </w:pPr>
+      <w:r>
+        <w:rPr>
+          <w:rFonts w:hint="default"/>
+          <w:sz w:val="52"/>
+          <w:szCs w:val="52"/>
+          <w:lang w:val="en-US"/>
+        </w:rPr>
+        <w:t xml:space="preserve">PUBLIC </w:t>
+      </w:r>
+    </w:p>
+    <w:p>
+      <w:pPr>
+        <w:numPr>
+          <w:ilvl w:val="0"/>
+          <w:numId w:val="0"/>
+        </w:numPr>
+        <w:ind w:leftChars="0"/>
+        <w:rPr>
+          <w:rFonts w:hint="default"/>
+          <w:sz w:val="52"/>
+          <w:szCs w:val="52"/>
+          <w:lang w:val="en-US"/>
+        </w:rPr>
+      </w:pPr>
+      <w:r>
+        <w:rPr>
+          <w:rFonts w:hint="default"/>
+          <w:sz w:val="52"/>
+          <w:szCs w:val="52"/>
+          <w:lang w:val="en-US"/>
+        </w:rPr>
+        <w:t>Public stores all your static files</w:t>
+      </w:r>
+    </w:p>
+    <w:p>
+      <w:pPr>
+        <w:numPr>
+          <w:ilvl w:val="0"/>
+          <w:numId w:val="9"/>
+        </w:numPr>
+        <w:ind w:left="0" w:leftChars="0" w:firstLine="0" w:firstLineChars="0"/>
+        <w:rPr>
+          <w:rFonts w:hint="default"/>
+          <w:sz w:val="52"/>
+          <w:szCs w:val="52"/>
+          <w:lang w:val="en-US"/>
+        </w:rPr>
+      </w:pPr>
+      <w:r>
+        <w:rPr>
+          <w:rFonts w:hint="default"/>
+          <w:sz w:val="52"/>
+          <w:szCs w:val="52"/>
+          <w:lang w:val="en-US"/>
+        </w:rPr>
+        <w:t>SRC (SOURCE*)</w:t>
+      </w:r>
+    </w:p>
+    <w:p>
+      <w:pPr>
+        <w:numPr>
+          <w:ilvl w:val="0"/>
+          <w:numId w:val="0"/>
+        </w:numPr>
+        <w:ind w:leftChars="0"/>
+        <w:rPr>
+          <w:rFonts w:hint="default"/>
+          <w:sz w:val="52"/>
+          <w:szCs w:val="52"/>
+          <w:lang w:val="en-US"/>
+        </w:rPr>
+      </w:pPr>
+      <w:r>
+        <w:rPr>
+          <w:rFonts w:hint="default"/>
+          <w:sz w:val="52"/>
+          <w:szCs w:val="52"/>
+          <w:lang w:val="en-US"/>
+        </w:rPr>
+        <w:t>Src contains all react source code</w:t>
+      </w:r>
+    </w:p>
+    <w:p>
+      <w:pPr>
+        <w:numPr>
+          <w:ilvl w:val="0"/>
+          <w:numId w:val="0"/>
+        </w:numPr>
+        <w:ind w:leftChars="0"/>
+        <w:rPr>
+          <w:rFonts w:hint="default"/>
+          <w:sz w:val="52"/>
+          <w:szCs w:val="52"/>
+          <w:lang w:val="en-US"/>
+        </w:rPr>
+      </w:pPr>
+      <w:r>
+        <w:rPr>
+          <w:rFonts w:hint="default"/>
+          <w:sz w:val="52"/>
+          <w:szCs w:val="52"/>
+          <w:lang w:val="en-US"/>
+        </w:rPr>
+        <w:t>4.MAIN.JSX</w:t>
+      </w:r>
+    </w:p>
+    <w:p>
+      <w:pPr>
+        <w:numPr>
+          <w:ilvl w:val="0"/>
+          <w:numId w:val="0"/>
+        </w:numPr>
+        <w:ind w:leftChars="0"/>
+        <w:rPr>
+          <w:rFonts w:hint="default"/>
+          <w:sz w:val="52"/>
+          <w:szCs w:val="52"/>
+          <w:lang w:val="en-US"/>
+        </w:rPr>
+      </w:pPr>
+      <w:r>
+        <w:rPr>
+          <w:rFonts w:hint="default"/>
+          <w:sz w:val="52"/>
+          <w:szCs w:val="52"/>
+          <w:lang w:val="en-US"/>
+        </w:rPr>
+        <w:t>This is the entry point of react application</w:t>
+      </w:r>
+    </w:p>
+    <w:p>
+      <w:pPr>
+        <w:rPr>
+          <w:rFonts w:hint="default"/>
+          <w:sz w:val="52"/>
+          <w:szCs w:val="52"/>
+          <w:lang w:val="en-US"/>
+        </w:rPr>
+      </w:pPr>
+      <w:r>
+        <w:rPr>
+          <w:rFonts w:hint="default"/>
+          <w:sz w:val="52"/>
+          <w:szCs w:val="52"/>
+          <w:lang w:val="en-US"/>
+        </w:rPr>
+        <w:t>5.APP.JSX</w:t>
+      </w:r>
+    </w:p>
+    <w:p>
+      <w:pPr>
+        <w:rPr>
+          <w:rFonts w:hint="default"/>
+          <w:sz w:val="52"/>
+          <w:szCs w:val="52"/>
+          <w:lang w:val="en-US"/>
+        </w:rPr>
+      </w:pPr>
+      <w:r>
+        <w:rPr>
+          <w:rFonts w:hint="default"/>
+          <w:sz w:val="52"/>
+          <w:szCs w:val="52"/>
+          <w:lang w:val="en-US"/>
+        </w:rPr>
+        <w:t>This is the main component of react application all component are connected here</w:t>
+      </w:r>
+    </w:p>
+    <w:p>
+      <w:pPr>
+        <w:rPr>
+          <w:rFonts w:hint="default"/>
+          <w:sz w:val="52"/>
+          <w:szCs w:val="52"/>
+          <w:lang w:val="en-US"/>
+        </w:rPr>
+      </w:pPr>
+      <w:r>
+        <w:rPr>
+          <w:rFonts w:hint="default"/>
+          <w:sz w:val="52"/>
+          <w:szCs w:val="52"/>
+          <w:lang w:val="en-US"/>
+        </w:rPr>
+        <w:t>6.INDEX.CSS</w:t>
+      </w:r>
+    </w:p>
+    <w:p>
+      <w:pPr>
+        <w:rPr>
+          <w:rFonts w:hint="default"/>
+          <w:sz w:val="52"/>
+          <w:szCs w:val="52"/>
+          <w:lang w:val="en-US"/>
+        </w:rPr>
+      </w:pPr>
+      <w:r>
+        <w:rPr>
+          <w:rFonts w:hint="default"/>
+          <w:sz w:val="52"/>
+          <w:szCs w:val="52"/>
+          <w:lang w:val="en-US"/>
+        </w:rPr>
+        <w:t xml:space="preserve">It is a global css it will affect the whole application </w:t>
+      </w:r>
+    </w:p>
+    <w:p>
+      <w:pPr>
+        <w:numPr>
+          <w:ilvl w:val="0"/>
+          <w:numId w:val="10"/>
+        </w:numPr>
+        <w:rPr>
+          <w:rFonts w:hint="default"/>
+          <w:sz w:val="52"/>
+          <w:szCs w:val="52"/>
+          <w:lang w:val="en-US"/>
+        </w:rPr>
+      </w:pPr>
+      <w:r>
+        <w:rPr>
+          <w:rFonts w:hint="default"/>
+          <w:sz w:val="52"/>
+          <w:szCs w:val="52"/>
+          <w:lang w:val="en-US"/>
+        </w:rPr>
+        <w:t>INDEX.HTML</w:t>
+      </w:r>
+    </w:p>
+    <w:p>
+      <w:pPr>
+        <w:numPr>
+          <w:ilvl w:val="0"/>
+          <w:numId w:val="0"/>
+        </w:numPr>
+        <w:rPr>
+          <w:rFonts w:hint="default"/>
+          <w:sz w:val="52"/>
+          <w:szCs w:val="52"/>
+          <w:lang w:val="en-US"/>
+        </w:rPr>
+      </w:pPr>
+      <w:r>
+        <w:rPr>
+          <w:rFonts w:hint="default"/>
+          <w:sz w:val="52"/>
+          <w:szCs w:val="52"/>
+          <w:lang w:val="en-US"/>
+        </w:rPr>
+        <w:t xml:space="preserve">Contains the main html code </w:t>
+      </w:r>
+    </w:p>
+    <w:p>
+      <w:pPr>
+        <w:numPr>
+          <w:ilvl w:val="0"/>
+          <w:numId w:val="10"/>
+        </w:numPr>
+        <w:ind w:left="0" w:leftChars="0" w:firstLine="0" w:firstLineChars="0"/>
+        <w:rPr>
+          <w:rFonts w:hint="default"/>
+          <w:sz w:val="52"/>
+          <w:szCs w:val="52"/>
+          <w:lang w:val="en-US"/>
+        </w:rPr>
+      </w:pPr>
+      <w:r>
+        <w:rPr>
+          <w:rFonts w:hint="default"/>
+          <w:sz w:val="52"/>
+          <w:szCs w:val="52"/>
+          <w:lang w:val="en-US"/>
+        </w:rPr>
+        <w:t>PAKAGE.JS</w:t>
+      </w:r>
+    </w:p>
+    <w:p>
+      <w:pPr>
+        <w:numPr>
+          <w:ilvl w:val="0"/>
+          <w:numId w:val="0"/>
+        </w:numPr>
+        <w:ind w:leftChars="0"/>
+        <w:rPr>
+          <w:rFonts w:hint="default"/>
+          <w:sz w:val="52"/>
+          <w:szCs w:val="52"/>
+          <w:lang w:val="en-US"/>
+        </w:rPr>
+      </w:pPr>
+      <w:r>
+        <w:rPr>
+          <w:rFonts w:hint="default"/>
+          <w:sz w:val="52"/>
+          <w:szCs w:val="52"/>
+          <w:lang w:val="en-US"/>
+        </w:rPr>
+        <w:t>This file contains version , project name , depantancies , script.</w:t>
+      </w:r>
+    </w:p>
+    <w:p>
+      <w:pPr>
+        <w:numPr>
+          <w:ilvl w:val="0"/>
+          <w:numId w:val="0"/>
+        </w:numPr>
+        <w:rPr>
+          <w:rFonts w:hint="default"/>
+          <w:sz w:val="52"/>
+          <w:szCs w:val="52"/>
+          <w:lang w:val="en-US"/>
+        </w:rPr>
+      </w:pPr>
+      <w:r>
+        <w:rPr>
+          <w:rFonts w:hint="default"/>
+          <w:sz w:val="52"/>
+          <w:szCs w:val="52"/>
+          <w:lang w:val="en-US"/>
+        </w:rPr>
+        <w:t>9.VITE.CONFIC.JS</w:t>
+      </w:r>
+    </w:p>
+    <w:p>
+      <w:pPr>
+        <w:rPr>
+          <w:rFonts w:hint="default"/>
+          <w:sz w:val="52"/>
+          <w:szCs w:val="52"/>
+          <w:lang w:val="en-US"/>
+        </w:rPr>
+      </w:pPr>
+      <w:r>
+        <w:rPr>
+          <w:rFonts w:hint="default"/>
+          <w:sz w:val="52"/>
+          <w:szCs w:val="52"/>
+          <w:lang w:val="en-US"/>
+        </w:rPr>
+        <w:t xml:space="preserve">Contains all vite configurations </w:t>
+      </w:r>
+    </w:p>
+    <w:p>
+      <w:pPr>
+        <w:rPr>
+          <w:rFonts w:hint="default"/>
+          <w:sz w:val="52"/>
+          <w:szCs w:val="52"/>
+          <w:lang w:val="en-US"/>
+        </w:rPr>
+      </w:pPr>
+      <w:r>
+        <w:rPr>
+          <w:rFonts w:hint="default"/>
+          <w:sz w:val="52"/>
+          <w:szCs w:val="52"/>
+          <w:lang w:val="en-US"/>
+        </w:rPr>
+        <w:t>10.JSX:-</w:t>
+      </w:r>
+    </w:p>
+    <w:p>
+      <w:pPr>
+        <w:rPr>
+          <w:rFonts w:hint="default"/>
+          <w:sz w:val="52"/>
+          <w:szCs w:val="52"/>
+          <w:lang w:val="en-US"/>
+        </w:rPr>
+      </w:pPr>
+      <w:r>
+        <w:rPr>
+          <w:rFonts w:hint="default"/>
+          <w:sz w:val="52"/>
+          <w:szCs w:val="52"/>
+          <w:lang w:val="en-US"/>
+        </w:rPr>
+        <w:t>JSX stands for Java Script Xml Code</w:t>
+      </w:r>
+    </w:p>
+    <w:p>
+      <w:pPr>
+        <w:rPr>
+          <w:rFonts w:hint="default"/>
+          <w:sz w:val="52"/>
+          <w:szCs w:val="52"/>
+          <w:lang w:val="en-US"/>
+        </w:rPr>
+      </w:pPr>
+      <w:r>
+        <w:rPr>
+          <w:rFonts w:hint="default"/>
+          <w:sz w:val="52"/>
+          <w:szCs w:val="52"/>
+          <w:lang w:val="en-US"/>
+        </w:rPr>
+        <w:t>Browser can run only html,css,js</w:t>
+      </w:r>
+    </w:p>
+    <w:p>
+      <w:pPr>
+        <w:rPr>
+          <w:rFonts w:hint="default"/>
+          <w:sz w:val="52"/>
+          <w:szCs w:val="52"/>
+          <w:lang w:val="en-US"/>
+        </w:rPr>
+      </w:pPr>
+      <w:r>
+        <w:rPr>
+          <w:rFonts w:hint="default"/>
+          <w:sz w:val="52"/>
+          <w:szCs w:val="52"/>
+          <w:lang w:val="en-US"/>
+        </w:rPr>
+        <w:t>When we create a jsx file in react a tool called babel used from the jsx file</w:t>
+      </w:r>
+    </w:p>
+    <w:p>
+      <w:pPr>
+        <w:rPr>
+          <w:rFonts w:hint="default"/>
+          <w:sz w:val="52"/>
+          <w:szCs w:val="52"/>
+          <w:lang w:val="en-US"/>
+        </w:rPr>
+      </w:pPr>
+      <w:r>
+        <w:rPr>
+          <w:rFonts w:hint="default"/>
+          <w:sz w:val="52"/>
+          <w:szCs w:val="52"/>
+          <w:lang w:val="en-US"/>
+        </w:rPr>
+        <w:t>Since we are using vite built tool it will help us to do the seperation of html ,css,js from jsx file</w:t>
+      </w:r>
+    </w:p>
+    <w:p>
+      <w:pPr>
+        <w:rPr>
+          <w:rFonts w:hint="default"/>
+          <w:sz w:val="52"/>
+          <w:szCs w:val="52"/>
+          <w:lang w:val="en-US"/>
+        </w:rPr>
+      </w:pPr>
+      <w:r>
+        <w:rPr>
+          <w:rFonts w:hint="default"/>
+          <w:sz w:val="52"/>
+          <w:szCs w:val="52"/>
+          <w:lang w:val="en-US"/>
+        </w:rPr>
+        <w:t>Where this file allow us to write html inside javascript</w:t>
+      </w:r>
+    </w:p>
+    <w:p>
+      <w:pPr>
+        <w:rPr>
+          <w:rFonts w:hint="default"/>
+          <w:sz w:val="52"/>
+          <w:szCs w:val="52"/>
+          <w:lang w:val="en-US"/>
+        </w:rPr>
+      </w:pPr>
+      <w:r>
+        <w:rPr>
+          <w:rFonts w:hint="default"/>
+          <w:sz w:val="52"/>
+          <w:szCs w:val="52"/>
+          <w:lang w:val="en-US"/>
+        </w:rPr>
+        <w:t xml:space="preserve"> If a data is dynamite that can be dispayed using {}</w:t>
+      </w:r>
+    </w:p>
+    <w:p>
+      <w:pPr>
+        <w:rPr>
+          <w:rFonts w:hint="default"/>
+          <w:sz w:val="52"/>
+          <w:szCs w:val="52"/>
+          <w:lang w:val="en-US"/>
+        </w:rPr>
+      </w:pPr>
+      <w:r>
+        <w:rPr>
+          <w:rFonts w:hint="default"/>
+          <w:sz w:val="52"/>
+          <w:szCs w:val="52"/>
+          <w:lang w:val="en-US"/>
+        </w:rPr>
+        <w:t>11.RETURN</w:t>
+      </w:r>
+    </w:p>
+    <w:p>
+      <w:pPr>
+        <w:rPr>
+          <w:rFonts w:hint="default"/>
+          <w:sz w:val="52"/>
+          <w:szCs w:val="52"/>
+          <w:lang w:val="en-US"/>
+        </w:rPr>
+      </w:pPr>
+      <w:r>
+        <w:rPr>
+          <w:rFonts w:hint="default"/>
+          <w:sz w:val="52"/>
+          <w:szCs w:val="52"/>
+          <w:lang w:val="en-US"/>
+        </w:rPr>
+        <w:t>We use return statement to display HTML code and returns discription of the UI</w:t>
+      </w:r>
+    </w:p>
+    <w:p>
+      <w:pPr>
+        <w:rPr>
+          <w:rFonts w:hint="default"/>
+          <w:sz w:val="52"/>
+          <w:szCs w:val="52"/>
+          <w:lang w:val="en-US"/>
+        </w:rPr>
+      </w:pPr>
+      <w:r>
+        <w:rPr>
+          <w:rFonts w:hint="default"/>
+          <w:sz w:val="52"/>
+          <w:szCs w:val="52"/>
+          <w:lang w:val="en-US"/>
+        </w:rPr>
+        <w:t xml:space="preserve">The return is the exact bountry were logic end and UI design </w:t>
+      </w:r>
+    </w:p>
+    <w:p>
+      <w:pPr>
+        <w:numPr>
+          <w:ilvl w:val="0"/>
+          <w:numId w:val="11"/>
+        </w:numPr>
+        <w:rPr>
+          <w:rFonts w:hint="default"/>
+          <w:sz w:val="52"/>
+          <w:szCs w:val="52"/>
+          <w:lang w:val="en-US"/>
+        </w:rPr>
+      </w:pPr>
+      <w:r>
+        <w:rPr>
+          <w:rFonts w:hint="default"/>
+          <w:sz w:val="52"/>
+          <w:szCs w:val="52"/>
+          <w:lang w:val="en-US"/>
+        </w:rPr>
+        <w:t>Components:-</w:t>
+      </w:r>
+    </w:p>
+    <w:p>
+      <w:pPr>
+        <w:numPr>
+          <w:numId w:val="0"/>
+        </w:numPr>
+        <w:rPr>
+          <w:rFonts w:hint="default"/>
+          <w:sz w:val="52"/>
+          <w:szCs w:val="52"/>
+          <w:lang w:val="en-US"/>
+        </w:rPr>
+      </w:pPr>
+      <w:r>
+        <w:rPr>
+          <w:rFonts w:hint="default"/>
+          <w:sz w:val="52"/>
+          <w:szCs w:val="52"/>
+          <w:lang w:val="en-US"/>
+        </w:rPr>
+        <w:t>Component is reusable builting block</w:t>
+      </w:r>
+    </w:p>
+    <w:p>
+      <w:pPr>
+        <w:numPr>
+          <w:numId w:val="0"/>
+        </w:numPr>
+        <w:rPr>
+          <w:rFonts w:hint="default"/>
+          <w:sz w:val="52"/>
+          <w:szCs w:val="52"/>
+          <w:lang w:val="en-US"/>
+        </w:rPr>
+      </w:pPr>
+      <w:r>
+        <w:rPr>
+          <w:rFonts w:hint="default"/>
+          <w:sz w:val="52"/>
+          <w:szCs w:val="52"/>
+          <w:lang w:val="en-US"/>
+        </w:rPr>
+        <w:t xml:space="preserve">Instant of writing one huge html file containing everything </w:t>
+      </w:r>
+    </w:p>
+    <w:p>
+      <w:pPr>
+        <w:numPr>
+          <w:numId w:val="0"/>
+        </w:numPr>
+        <w:rPr>
+          <w:rFonts w:hint="default"/>
+          <w:sz w:val="52"/>
+          <w:szCs w:val="52"/>
+          <w:lang w:val="en-US"/>
+        </w:rPr>
+      </w:pPr>
+      <w:r>
+        <w:rPr>
+          <w:rFonts w:hint="default"/>
+          <w:sz w:val="52"/>
+          <w:szCs w:val="52"/>
+          <w:lang w:val="en-US"/>
+        </w:rPr>
+        <w:t>React breaks the</w:t>
+      </w:r>
+    </w:p>
+    <w:p>
+      <w:pPr>
+        <w:numPr>
+          <w:numId w:val="0"/>
+        </w:numPr>
+        <w:rPr>
+          <w:rFonts w:hint="default"/>
+          <w:sz w:val="52"/>
+          <w:szCs w:val="52"/>
+          <w:lang w:val="en-US"/>
+        </w:rPr>
+      </w:pPr>
+      <w:r>
+        <w:rPr>
+          <w:rFonts w:hint="default"/>
+          <w:sz w:val="52"/>
+          <w:szCs w:val="52"/>
+          <w:lang w:val="en-US"/>
+        </w:rPr>
+        <w:t>Small component there are five main reason</w:t>
+      </w:r>
+    </w:p>
+    <w:p>
+      <w:pPr>
+        <w:numPr>
+          <w:ilvl w:val="0"/>
+          <w:numId w:val="0"/>
+        </w:numPr>
+        <w:rPr>
+          <w:rFonts w:hint="default"/>
+          <w:sz w:val="52"/>
+          <w:szCs w:val="52"/>
+          <w:lang w:val="en-US"/>
+        </w:rPr>
+      </w:pPr>
+      <w:r>
+        <w:rPr>
+          <w:rFonts w:hint="default"/>
+          <w:sz w:val="52"/>
+          <w:szCs w:val="52"/>
+          <w:lang w:val="en-US"/>
+        </w:rPr>
+        <w:t>Reusability</w:t>
+      </w:r>
+    </w:p>
+    <w:p>
+      <w:pPr>
+        <w:numPr>
+          <w:ilvl w:val="0"/>
+          <w:numId w:val="0"/>
+        </w:numPr>
+        <w:rPr>
+          <w:rFonts w:hint="default"/>
+          <w:sz w:val="52"/>
+          <w:szCs w:val="52"/>
+          <w:lang w:val="en-US"/>
+        </w:rPr>
+      </w:pPr>
+      <w:r>
+        <w:rPr>
+          <w:rFonts w:hint="default"/>
+          <w:sz w:val="52"/>
+          <w:szCs w:val="52"/>
+          <w:lang w:val="en-US"/>
+        </w:rPr>
+        <w:t>Easy maintainance</w:t>
+      </w:r>
+    </w:p>
+    <w:p>
+      <w:pPr>
+        <w:numPr>
+          <w:ilvl w:val="0"/>
+          <w:numId w:val="0"/>
+        </w:numPr>
+        <w:rPr>
+          <w:rFonts w:hint="default"/>
+          <w:sz w:val="52"/>
+          <w:szCs w:val="52"/>
+          <w:lang w:val="en-US"/>
+        </w:rPr>
+      </w:pPr>
+      <w:r>
+        <w:rPr>
+          <w:rFonts w:hint="default"/>
+          <w:sz w:val="52"/>
+          <w:szCs w:val="52"/>
+          <w:lang w:val="en-US"/>
+        </w:rPr>
+        <w:t>Code organisation</w:t>
+      </w:r>
+    </w:p>
+    <w:p>
+      <w:pPr>
+        <w:numPr>
+          <w:ilvl w:val="0"/>
+          <w:numId w:val="0"/>
+        </w:numPr>
+        <w:rPr>
+          <w:rFonts w:hint="default"/>
+          <w:sz w:val="52"/>
+          <w:szCs w:val="52"/>
+          <w:lang w:val="en-US"/>
+        </w:rPr>
+      </w:pPr>
+      <w:r>
+        <w:rPr>
+          <w:rFonts w:hint="default"/>
+          <w:sz w:val="52"/>
+          <w:szCs w:val="52"/>
+          <w:lang w:val="en-US"/>
+        </w:rPr>
+        <w:t>Independent development</w:t>
+      </w:r>
+    </w:p>
+    <w:p>
+      <w:pPr>
+        <w:numPr>
+          <w:ilvl w:val="0"/>
+          <w:numId w:val="0"/>
+        </w:numPr>
+        <w:rPr>
+          <w:rFonts w:hint="default"/>
+          <w:sz w:val="52"/>
+          <w:szCs w:val="52"/>
+          <w:lang w:val="en-US"/>
+        </w:rPr>
+      </w:pPr>
+      <w:r>
+        <w:rPr>
+          <w:rFonts w:hint="default"/>
+          <w:sz w:val="52"/>
+          <w:szCs w:val="52"/>
+          <w:lang w:val="en-US"/>
+        </w:rPr>
+        <w:t xml:space="preserve">Letter readability </w:t>
+      </w:r>
+    </w:p>
+    <w:p>
+      <w:pPr>
+        <w:numPr>
+          <w:ilvl w:val="0"/>
+          <w:numId w:val="0"/>
+        </w:numPr>
+        <w:rPr>
+          <w:rFonts w:hint="default"/>
+          <w:sz w:val="52"/>
+          <w:szCs w:val="52"/>
+          <w:lang w:val="en-US"/>
+        </w:rPr>
+      </w:pPr>
+    </w:p>
+    <w:p>
+      <w:pPr>
+        <w:numPr>
+          <w:ilvl w:val="0"/>
+          <w:numId w:val="0"/>
+        </w:numPr>
+        <w:rPr>
+          <w:rFonts w:hint="default"/>
+          <w:sz w:val="52"/>
+          <w:szCs w:val="52"/>
+          <w:lang w:val="en-US"/>
+        </w:rPr>
+      </w:pPr>
+      <w:r>
+        <w:rPr>
+          <w:rFonts w:hint="default"/>
+          <w:sz w:val="52"/>
+          <w:szCs w:val="52"/>
+          <w:lang w:val="en-US"/>
+        </w:rPr>
+        <w:t xml:space="preserve">Types of components in react </w:t>
+      </w:r>
+    </w:p>
+    <w:p>
+      <w:pPr>
+        <w:numPr>
+          <w:ilvl w:val="0"/>
+          <w:numId w:val="12"/>
+        </w:numPr>
+        <w:rPr>
+          <w:rFonts w:hint="default"/>
+          <w:sz w:val="52"/>
+          <w:szCs w:val="52"/>
+          <w:lang w:val="en-US"/>
+        </w:rPr>
+      </w:pPr>
+      <w:r>
+        <w:rPr>
+          <w:rFonts w:hint="default"/>
+          <w:sz w:val="52"/>
+          <w:szCs w:val="52"/>
+          <w:lang w:val="en-US"/>
+        </w:rPr>
+        <w:t>class component -  a class component the older way to creating component in react it can manage data but requires more code</w:t>
+      </w:r>
+    </w:p>
+    <w:p>
+      <w:pPr>
+        <w:numPr>
+          <w:ilvl w:val="0"/>
+          <w:numId w:val="12"/>
+        </w:numPr>
+        <w:rPr>
+          <w:rFonts w:hint="default"/>
+          <w:sz w:val="52"/>
+          <w:szCs w:val="52"/>
+          <w:lang w:val="en-US"/>
+        </w:rPr>
+      </w:pPr>
+      <w:r>
+        <w:rPr>
+          <w:rFonts w:hint="default"/>
+          <w:sz w:val="52"/>
+          <w:szCs w:val="52"/>
+          <w:lang w:val="en-US"/>
+        </w:rPr>
+        <w:t>Functional component -Functional component is modern and crypted way component using js function there is a concept called hooks it can do every thing a class component but a simpler and cleaner code</w:t>
+      </w:r>
+    </w:p>
+    <w:p>
+      <w:pPr>
+        <w:numPr>
+          <w:ilvl w:val="0"/>
+          <w:numId w:val="12"/>
+        </w:numPr>
+        <w:rPr>
+          <w:rFonts w:hint="default"/>
+          <w:sz w:val="52"/>
+          <w:szCs w:val="52"/>
+          <w:lang w:val="en-US"/>
+        </w:rPr>
+      </w:pPr>
+      <w:r>
+        <w:rPr>
+          <w:rFonts w:hint="default"/>
+          <w:sz w:val="52"/>
+          <w:szCs w:val="52"/>
+          <w:lang w:val="en-US"/>
+        </w:rPr>
+        <w:t>hooks - HOOKS are speacial function that allows constant components to use features like state , lifecycle,contact,etc…</w:t>
+      </w:r>
+    </w:p>
+    <w:p>
+      <w:pPr>
+        <w:rPr>
+          <w:rFonts w:hint="default"/>
+          <w:sz w:val="52"/>
+          <w:szCs w:val="52"/>
+          <w:lang w:val="en-US"/>
+        </w:rPr>
+      </w:pPr>
+      <w:r>
+        <w:rPr>
+          <w:rFonts w:hint="default"/>
+          <w:sz w:val="52"/>
+          <w:szCs w:val="52"/>
+          <w:lang w:val="en-US"/>
+        </w:rPr>
+        <w:t>use state ()- it remembers and modifies the data</w:t>
+      </w:r>
+    </w:p>
+    <w:p>
+      <w:pPr>
+        <w:rPr>
+          <w:rFonts w:hint="default"/>
+          <w:sz w:val="52"/>
+          <w:szCs w:val="52"/>
+          <w:lang w:val="en-US"/>
+        </w:rPr>
+      </w:pPr>
+      <w:r>
+        <w:rPr>
+          <w:rFonts w:hint="default"/>
+          <w:sz w:val="52"/>
+          <w:szCs w:val="52"/>
+          <w:lang w:val="en-US"/>
+        </w:rPr>
+        <w:t>Use effect()- performs action automatically</w:t>
+      </w:r>
       <w:bookmarkStart w:id="0" w:name="_GoBack"/>
       <w:bookmarkEnd w:id="0"/>
-    </w:p>
-    <w:p>
-      <w:pPr>
-        <w:rPr>
-          <w:sz w:val="52"/>
-          <w:szCs w:val="52"/>
-          <w:lang w:val="en-US"/>
-        </w:rPr>
-      </w:pPr>
-    </w:p>
-    <w:p>
-      <w:pPr>
-        <w:rPr>
-          <w:sz w:val="52"/>
-          <w:szCs w:val="52"/>
-          <w:lang w:val="en-US"/>
-        </w:rPr>
-      </w:pPr>
-    </w:p>
-    <w:p>
-      <w:pPr>
-        <w:rPr>
-          <w:sz w:val="52"/>
-          <w:szCs w:val="52"/>
-          <w:lang w:val="en-US"/>
-        </w:rPr>
-      </w:pPr>
-    </w:p>
-    <w:p>
-      <w:pPr>
-        <w:rPr>
-          <w:sz w:val="52"/>
-          <w:szCs w:val="52"/>
-          <w:lang w:val="en-US"/>
-        </w:rPr>
-      </w:pPr>
-    </w:p>
-    <w:p>
-      <w:pPr>
-        <w:rPr>
+      <w:r>
+        <w:rPr>
+          <w:rFonts w:hint="default"/>
+          <w:sz w:val="52"/>
+          <w:szCs w:val="52"/>
+          <w:lang w:val="en-US"/>
+        </w:rPr>
+        <w:t xml:space="preserve"> </w:t>
+      </w:r>
+    </w:p>
+    <w:p>
+      <w:pPr>
+        <w:rPr>
+          <w:rFonts w:hint="default"/>
+          <w:sz w:val="52"/>
+          <w:szCs w:val="52"/>
+          <w:lang w:val="en-US"/>
+        </w:rPr>
+      </w:pPr>
+    </w:p>
+    <w:p>
+      <w:pPr>
+        <w:rPr>
+          <w:rFonts w:hint="default"/>
+          <w:sz w:val="52"/>
+          <w:szCs w:val="52"/>
+          <w:lang w:val="en-US"/>
+        </w:rPr>
+      </w:pPr>
+    </w:p>
+    <w:p>
+      <w:pPr>
+        <w:rPr>
+          <w:rFonts w:hint="default"/>
+          <w:sz w:val="52"/>
+          <w:szCs w:val="52"/>
+          <w:lang w:val="en-US"/>
+        </w:rPr>
+      </w:pPr>
+    </w:p>
+    <w:p>
+      <w:pPr>
+        <w:rPr>
+          <w:rFonts w:hint="default"/>
+          <w:sz w:val="52"/>
+          <w:szCs w:val="52"/>
+          <w:lang w:val="en-US"/>
+        </w:rPr>
+      </w:pPr>
+    </w:p>
+    <w:p>
+      <w:pPr>
+        <w:rPr>
+          <w:rFonts w:hint="default"/>
+          <w:sz w:val="52"/>
+          <w:szCs w:val="52"/>
+          <w:lang w:val="en-US"/>
+        </w:rPr>
+      </w:pPr>
+    </w:p>
+    <w:p>
+      <w:pPr>
+        <w:rPr>
+          <w:rFonts w:hint="default"/>
           <w:sz w:val="52"/>
           <w:szCs w:val="52"/>
           <w:lang w:val="en-US"/>
@@ -2433,6 +3532,70 @@
 <file path=word/numbering.xml><?xml version="1.0" encoding="utf-8"?>
 <w:numbering xmlns:wpc="http://schemas.microsoft.com/office/word/2010/wordprocessingCanvas" xmlns:mc="http://schemas.openxmlformats.org/markup-compatibility/2006" xmlns:o="urn:schemas-microsoft-com:office:office" xmlns:r="http://schemas.openxmlformats.org/officeDocument/2006/relationships" xmlns:m="http://schemas.openxmlformats.org/officeDocument/2006/math" xmlns:v="urn:schemas-microsoft-com:vml" xmlns:wp14="http://schemas.microsoft.com/office/word/2010/wordprocessingDrawing" xmlns:wp="http://schemas.openxmlformats.org/drawingml/2006/wordprocessingDrawing" xmlns:w10="urn:schemas-microsoft-com:office:word" xmlns:w="http://schemas.openxmlformats.org/wordprocessingml/2006/main" xmlns:w14="http://schemas.microsoft.com/office/word/2010/wordml" xmlns:wpg="http://schemas.microsoft.com/office/word/2010/wordprocessingGroup" xmlns:wpi="http://schemas.microsoft.com/office/word/2010/wordprocessingInk" xmlns:wne="http://schemas.microsoft.com/office/word/2006/wordml" xmlns:wps="http://schemas.microsoft.com/office/word/2010/wordprocessingShape" xmlns:wpsCustomData="http://www.wps.cn/officeDocument/2013/wpsCustomData" mc:Ignorable="w14 wp14">
   <w:abstractNum w:abstractNumId="0">
+    <w:nsid w:val="8B000752"/>
+    <w:multiLevelType w:val="singleLevel"/>
+    <w:tmpl w:val="8B000752"/>
+    <w:lvl w:ilvl="0" w:tentative="0">
+      <w:start w:val="7"/>
+      <w:numFmt w:val="decimal"/>
+      <w:lvlText w:val="%1."/>
+      <w:lvlJc w:val="left"/>
+      <w:pPr>
+        <w:tabs>
+          <w:tab w:val="left" w:pos="312"/>
+        </w:tabs>
+      </w:pPr>
+    </w:lvl>
+  </w:abstractNum>
+  <w:abstractNum w:abstractNumId="1">
+    <w:nsid w:val="8F47F008"/>
+    <w:multiLevelType w:val="singleLevel"/>
+    <w:tmpl w:val="8F47F008"/>
+    <w:lvl w:ilvl="0" w:tentative="0">
+      <w:start w:val="1"/>
+      <w:numFmt w:val="decimal"/>
+      <w:lvlText w:val="%1."/>
+      <w:lvlJc w:val="left"/>
+      <w:pPr>
+        <w:tabs>
+          <w:tab w:val="left" w:pos="312"/>
+        </w:tabs>
+      </w:pPr>
+    </w:lvl>
+  </w:abstractNum>
+  <w:abstractNum w:abstractNumId="2">
+    <w:nsid w:val="C886E238"/>
+    <w:multiLevelType w:val="singleLevel"/>
+    <w:tmpl w:val="C886E238"/>
+    <w:lvl w:ilvl="0" w:tentative="0">
+      <w:start w:val="1"/>
+      <w:numFmt w:val="decimal"/>
+      <w:lvlText w:val="%1."/>
+      <w:lvlJc w:val="left"/>
+      <w:pPr>
+        <w:tabs>
+          <w:tab w:val="left" w:pos="312"/>
+        </w:tabs>
+      </w:pPr>
+    </w:lvl>
+  </w:abstractNum>
+  <w:abstractNum w:abstractNumId="3">
+    <w:nsid w:val="E6EC51D8"/>
+    <w:multiLevelType w:val="singleLevel"/>
+    <w:tmpl w:val="E6EC51D8"/>
+    <w:lvl w:ilvl="0" w:tentative="0">
+      <w:start w:val="12"/>
+      <w:numFmt w:val="decimal"/>
+      <w:lvlText w:val="%1."/>
+      <w:lvlJc w:val="left"/>
+      <w:pPr>
+        <w:tabs>
+          <w:tab w:val="left" w:pos="312"/>
+        </w:tabs>
+      </w:pPr>
+    </w:lvl>
+  </w:abstractNum>
+  <w:abstractNum w:abstractNumId="4">
     <w:nsid w:val="12F45683"/>
     <w:multiLevelType w:val="multilevel"/>
     <w:tmpl w:val="12F45683"/>
@@ -2545,7 +3708,7 @@
       </w:rPr>
     </w:lvl>
   </w:abstractNum>
-  <w:abstractNum w:abstractNumId="1">
+  <w:abstractNum w:abstractNumId="5">
     <w:nsid w:val="15B8766C"/>
     <w:multiLevelType w:val="multilevel"/>
     <w:tmpl w:val="15B8766C"/>
@@ -2658,7 +3821,7 @@
       </w:rPr>
     </w:lvl>
   </w:abstractNum>
-  <w:abstractNum w:abstractNumId="2">
+  <w:abstractNum w:abstractNumId="6">
     <w:nsid w:val="2FBF5DB5"/>
     <w:multiLevelType w:val="multilevel"/>
     <w:tmpl w:val="2FBF5DB5"/>
@@ -2771,7 +3934,7 @@
       </w:rPr>
     </w:lvl>
   </w:abstractNum>
-  <w:abstractNum w:abstractNumId="3">
+  <w:abstractNum w:abstractNumId="7">
     <w:nsid w:val="31E02C95"/>
     <w:multiLevelType w:val="multilevel"/>
     <w:tmpl w:val="31E02C95"/>
@@ -2884,7 +4047,7 @@
       </w:rPr>
     </w:lvl>
   </w:abstractNum>
-  <w:abstractNum w:abstractNumId="4">
+  <w:abstractNum w:abstractNumId="8">
     <w:nsid w:val="3AF5D695"/>
     <w:multiLevelType w:val="singleLevel"/>
     <w:tmpl w:val="3AF5D695"/>
@@ -2900,7 +4063,7 @@
       </w:pPr>
     </w:lvl>
   </w:abstractNum>
-  <w:abstractNum w:abstractNumId="5">
+  <w:abstractNum w:abstractNumId="9">
     <w:nsid w:val="46BF4922"/>
     <w:multiLevelType w:val="multilevel"/>
     <w:tmpl w:val="46BF4922"/>
@@ -3013,7 +4176,7 @@
       </w:rPr>
     </w:lvl>
   </w:abstractNum>
-  <w:abstractNum w:abstractNumId="6">
+  <w:abstractNum w:abstractNumId="10">
     <w:nsid w:val="72FD31D6"/>
     <w:multiLevelType w:val="multilevel"/>
     <w:tmpl w:val="72FD31D6"/>
@@ -3126,7 +4289,7 @@
       </w:rPr>
     </w:lvl>
   </w:abstractNum>
-  <w:abstractNum w:abstractNumId="7">
+  <w:abstractNum w:abstractNumId="11">
     <w:nsid w:val="763816FB"/>
     <w:multiLevelType w:val="multilevel"/>
     <w:tmpl w:val="763816FB"/>
@@ -3240,28 +4403,40 @@
     </w:lvl>
   </w:abstractNum>
   <w:num w:numId="1">
+    <w:abstractNumId w:val="4"/>
+  </w:num>
+  <w:num w:numId="2">
+    <w:abstractNumId w:val="6"/>
+  </w:num>
+  <w:num w:numId="3">
+    <w:abstractNumId w:val="9"/>
+  </w:num>
+  <w:num w:numId="4">
+    <w:abstractNumId w:val="5"/>
+  </w:num>
+  <w:num w:numId="5">
+    <w:abstractNumId w:val="10"/>
+  </w:num>
+  <w:num w:numId="6">
+    <w:abstractNumId w:val="11"/>
+  </w:num>
+  <w:num w:numId="7">
+    <w:abstractNumId w:val="7"/>
+  </w:num>
+  <w:num w:numId="8">
+    <w:abstractNumId w:val="8"/>
+  </w:num>
+  <w:num w:numId="9">
+    <w:abstractNumId w:val="2"/>
+  </w:num>
+  <w:num w:numId="10">
     <w:abstractNumId w:val="0"/>
   </w:num>
-  <w:num w:numId="2">
-    <w:abstractNumId w:val="2"/>
-  </w:num>
-  <w:num w:numId="3">
-    <w:abstractNumId w:val="5"/>
-  </w:num>
-  <w:num w:numId="4">
-    <w:abstractNumId w:val="1"/>
-  </w:num>
-  <w:num w:numId="5">
-    <w:abstractNumId w:val="6"/>
-  </w:num>
-  <w:num w:numId="6">
-    <w:abstractNumId w:val="7"/>
-  </w:num>
-  <w:num w:numId="7">
+  <w:num w:numId="11">
     <w:abstractNumId w:val="3"/>
   </w:num>
-  <w:num w:numId="8">
-    <w:abstractNumId w:val="4"/>
+  <w:num w:numId="12">
+    <w:abstractNumId w:val="1"/>
   </w:num>
 </w:numbering>
 </file>
@@ -3380,7 +4555,7 @@
     <w:lsdException w:uiPriority="99" w:name="HTML Sample"/>
     <w:lsdException w:uiPriority="99" w:name="HTML Typewriter"/>
     <w:lsdException w:uiPriority="99" w:name="HTML Variable"/>
-    <w:lsdException w:uiPriority="99" w:name="Normal Table"/>
+    <w:lsdException w:qFormat="1" w:uiPriority="99" w:name="Normal Table"/>
     <w:lsdException w:uiPriority="99" w:name="annotation subject"/>
     <w:lsdException w:uiPriority="99" w:name="Table Simple 1"/>
     <w:lsdException w:uiPriority="99" w:name="Table Simple 2"/>
@@ -3574,6 +4749,7 @@
     <w:name w:val="Normal Table"/>
     <w:semiHidden/>
     <w:unhideWhenUsed/>
+    <w:qFormat/>
     <w:uiPriority w:val="99"/>
     <w:tblPr>
       <w:tblCellMar>

--- a/MERN_AI RECAP.docx
+++ b/MERN_AI RECAP.docx
@@ -4,7 +4,7 @@
   <w:body>
     <w:p>
       <w:pPr>
-        <w:pStyle w:val="5"/>
+        <w:pStyle w:val="6"/>
         <w:numPr>
           <w:ilvl w:val="0"/>
           <w:numId w:val="1"/>
@@ -106,24 +106,24 @@
           <w:szCs w:val="52"/>
           <w:lang w:val="en-US"/>
         </w:rPr>
-        <w:t>*Git commit -m “msg”  - saves with messege</w:t>
-      </w:r>
-    </w:p>
-    <w:p>
-      <w:pPr>
-        <w:rPr>
-          <w:sz w:val="52"/>
-          <w:szCs w:val="52"/>
-          <w:lang w:val="en-US"/>
-        </w:rPr>
-      </w:pPr>
-      <w:r>
-        <w:rPr>
-          <w:sz w:val="52"/>
-          <w:szCs w:val="52"/>
-          <w:lang w:val="en-US"/>
-        </w:rPr>
-        <w:t>*Git push  - push changes to cloud(Github)</w:t>
+        <w:t>*Git commit -m “MSG”  - saves with message</w:t>
+      </w:r>
+    </w:p>
+    <w:p>
+      <w:pPr>
+        <w:rPr>
+          <w:sz w:val="52"/>
+          <w:szCs w:val="52"/>
+          <w:lang w:val="en-US"/>
+        </w:rPr>
+      </w:pPr>
+      <w:r>
+        <w:rPr>
+          <w:sz w:val="52"/>
+          <w:szCs w:val="52"/>
+          <w:lang w:val="en-US"/>
+        </w:rPr>
+        <w:t>*Git push  - push changes to cloud(Git-hub)</w:t>
       </w:r>
     </w:p>
     <w:p>
@@ -157,7 +157,7 @@
           <w:szCs w:val="52"/>
           <w:lang w:val="en-US"/>
         </w:rPr>
-        <w:t>*Git pull  - it pull’s git hubs changes to local repostry</w:t>
+        <w:t>*Git pull  - it pull’s git hubs changes to local repository</w:t>
       </w:r>
     </w:p>
     <w:p>
@@ -277,7 +277,7 @@
           <w:szCs w:val="52"/>
           <w:lang w:val="en-US"/>
         </w:rPr>
-        <w:t>What is API – App Program Interface (It used to connect FrontEnd &amp; BackEnd)</w:t>
+        <w:t>What is API – App Program Interface (It used to connect Front End &amp; Back-end)</w:t>
       </w:r>
     </w:p>
     <w:p>
@@ -755,7 +755,7 @@
     </w:p>
     <w:p>
       <w:pPr>
-        <w:pStyle w:val="9"/>
+        <w:pStyle w:val="10"/>
         <w:numPr>
           <w:ilvl w:val="0"/>
           <w:numId w:val="2"/>
@@ -777,7 +777,7 @@
     </w:p>
     <w:p>
       <w:pPr>
-        <w:pStyle w:val="9"/>
+        <w:pStyle w:val="10"/>
         <w:numPr>
           <w:ilvl w:val="0"/>
           <w:numId w:val="2"/>
@@ -799,7 +799,7 @@
     </w:p>
     <w:p>
       <w:pPr>
-        <w:pStyle w:val="9"/>
+        <w:pStyle w:val="10"/>
         <w:numPr>
           <w:ilvl w:val="0"/>
           <w:numId w:val="2"/>
@@ -838,7 +838,7 @@
     </w:p>
     <w:p>
       <w:pPr>
-        <w:pStyle w:val="9"/>
+        <w:pStyle w:val="10"/>
         <w:numPr>
           <w:ilvl w:val="0"/>
           <w:numId w:val="3"/>
@@ -877,7 +877,7 @@
     </w:p>
     <w:p>
       <w:pPr>
-        <w:pStyle w:val="9"/>
+        <w:pStyle w:val="10"/>
         <w:numPr>
           <w:ilvl w:val="0"/>
           <w:numId w:val="3"/>
@@ -899,7 +899,7 @@
     </w:p>
     <w:p>
       <w:pPr>
-        <w:pStyle w:val="9"/>
+        <w:pStyle w:val="10"/>
         <w:numPr>
           <w:ilvl w:val="0"/>
           <w:numId w:val="3"/>
@@ -921,7 +921,7 @@
     </w:p>
     <w:p>
       <w:pPr>
-        <w:pStyle w:val="9"/>
+        <w:pStyle w:val="10"/>
         <w:numPr>
           <w:ilvl w:val="0"/>
           <w:numId w:val="3"/>
@@ -943,7 +943,7 @@
     </w:p>
     <w:p>
       <w:pPr>
-        <w:pStyle w:val="9"/>
+        <w:pStyle w:val="10"/>
         <w:numPr>
           <w:ilvl w:val="0"/>
           <w:numId w:val="4"/>
@@ -965,7 +965,7 @@
     </w:p>
     <w:p>
       <w:pPr>
-        <w:pStyle w:val="9"/>
+        <w:pStyle w:val="10"/>
         <w:numPr>
           <w:ilvl w:val="0"/>
           <w:numId w:val="4"/>
@@ -1013,7 +1013,7 @@
     </w:p>
     <w:p>
       <w:pPr>
-        <w:pStyle w:val="9"/>
+        <w:pStyle w:val="10"/>
         <w:numPr>
           <w:ilvl w:val="0"/>
           <w:numId w:val="5"/>
@@ -1035,7 +1035,7 @@
     </w:p>
     <w:p>
       <w:pPr>
-        <w:pStyle w:val="9"/>
+        <w:pStyle w:val="10"/>
         <w:numPr>
           <w:ilvl w:val="0"/>
           <w:numId w:val="5"/>
@@ -1057,7 +1057,7 @@
     </w:p>
     <w:p>
       <w:pPr>
-        <w:pStyle w:val="9"/>
+        <w:pStyle w:val="10"/>
         <w:numPr>
           <w:ilvl w:val="0"/>
           <w:numId w:val="5"/>
@@ -1079,7 +1079,7 @@
     </w:p>
     <w:p>
       <w:pPr>
-        <w:pStyle w:val="9"/>
+        <w:pStyle w:val="10"/>
         <w:numPr>
           <w:ilvl w:val="0"/>
           <w:numId w:val="5"/>
@@ -1101,7 +1101,7 @@
     </w:p>
     <w:p>
       <w:pPr>
-        <w:pStyle w:val="9"/>
+        <w:pStyle w:val="10"/>
         <w:numPr>
           <w:ilvl w:val="0"/>
           <w:numId w:val="5"/>
@@ -1123,7 +1123,7 @@
     </w:p>
     <w:p>
       <w:pPr>
-        <w:pStyle w:val="9"/>
+        <w:pStyle w:val="10"/>
         <w:numPr>
           <w:ilvl w:val="0"/>
           <w:numId w:val="5"/>
@@ -1145,7 +1145,7 @@
     </w:p>
     <w:p>
       <w:pPr>
-        <w:pStyle w:val="9"/>
+        <w:pStyle w:val="10"/>
         <w:numPr>
           <w:ilvl w:val="0"/>
           <w:numId w:val="5"/>
@@ -1167,7 +1167,7 @@
     </w:p>
     <w:p>
       <w:pPr>
-        <w:pStyle w:val="9"/>
+        <w:pStyle w:val="10"/>
         <w:numPr>
           <w:ilvl w:val="0"/>
           <w:numId w:val="5"/>
@@ -1215,7 +1215,7 @@
     </w:p>
     <w:p>
       <w:pPr>
-        <w:pStyle w:val="9"/>
+        <w:pStyle w:val="10"/>
         <w:numPr>
           <w:ilvl w:val="0"/>
           <w:numId w:val="6"/>
@@ -1237,7 +1237,7 @@
     </w:p>
     <w:p>
       <w:pPr>
-        <w:pStyle w:val="9"/>
+        <w:pStyle w:val="10"/>
         <w:numPr>
           <w:ilvl w:val="0"/>
           <w:numId w:val="6"/>
@@ -1268,7 +1268,7 @@
     </w:p>
     <w:p>
       <w:pPr>
-        <w:pStyle w:val="9"/>
+        <w:pStyle w:val="10"/>
         <w:numPr>
           <w:ilvl w:val="0"/>
           <w:numId w:val="7"/>
@@ -1316,7 +1316,7 @@
     </w:p>
     <w:p>
       <w:pPr>
-        <w:pStyle w:val="9"/>
+        <w:pStyle w:val="10"/>
         <w:numPr>
           <w:ilvl w:val="0"/>
           <w:numId w:val="7"/>
@@ -1338,7 +1338,7 @@
     </w:p>
     <w:p>
       <w:pPr>
-        <w:pStyle w:val="9"/>
+        <w:pStyle w:val="10"/>
         <w:rPr>
           <w:sz w:val="52"/>
           <w:szCs w:val="52"/>
@@ -1416,7 +1416,7 @@
     </w:p>
     <w:p>
       <w:pPr>
-        <w:pStyle w:val="9"/>
+        <w:pStyle w:val="10"/>
         <w:numPr>
           <w:ilvl w:val="0"/>
           <w:numId w:val="7"/>
@@ -1438,7 +1438,7 @@
     </w:p>
     <w:p>
       <w:pPr>
-        <w:pStyle w:val="9"/>
+        <w:pStyle w:val="10"/>
         <w:numPr>
           <w:ilvl w:val="0"/>
           <w:numId w:val="7"/>
@@ -1460,7 +1460,7 @@
     </w:p>
     <w:p>
       <w:pPr>
-        <w:pStyle w:val="9"/>
+        <w:pStyle w:val="10"/>
         <w:numPr>
           <w:ilvl w:val="0"/>
           <w:numId w:val="7"/>
@@ -1477,7 +1477,7 @@
           <w:szCs w:val="52"/>
           <w:lang w:val="en-US"/>
         </w:rPr>
-        <w:t>DO-WHILE – Menu driven atleast one block of code</w:t>
+        <w:t>DO-WHILE – Menu driven at-least one block of code</w:t>
       </w:r>
     </w:p>
     <w:p>
@@ -1520,7 +1520,7 @@
           <w:szCs w:val="52"/>
           <w:lang w:val="en-US"/>
         </w:rPr>
-        <w:t>It helps us to code in the html code</w:t>
+        <w:t>It helps us to code in the HTML code</w:t>
       </w:r>
     </w:p>
     <w:p>
@@ -1554,7 +1554,7 @@
           <w:szCs w:val="52"/>
           <w:lang w:val="en-US"/>
         </w:rPr>
-        <w:t>When you a piece of code the entire web page will rerendered</w:t>
+        <w:t>When you a piece of code the entire web page will rendered</w:t>
       </w:r>
     </w:p>
     <w:p>
@@ -1597,7 +1597,24 @@
           <w:szCs w:val="52"/>
           <w:lang w:val="en-US"/>
         </w:rPr>
-        <w:t>It is a update of js with more efficiency</w:t>
+        <w:t>It is a update of j</w:t>
+      </w:r>
+      <w:r>
+        <w:rPr>
+          <w:rFonts w:hint="default"/>
+          <w:sz w:val="52"/>
+          <w:szCs w:val="52"/>
+          <w:lang w:val="en-US"/>
+        </w:rPr>
+        <w:t>.</w:t>
+      </w:r>
+      <w:r>
+        <w:rPr>
+          <w:sz w:val="52"/>
+          <w:szCs w:val="52"/>
+          <w:lang w:val="en-US"/>
+        </w:rPr>
+        <w:t>s with more efficiency</w:t>
       </w:r>
     </w:p>
     <w:p>
@@ -3054,6 +3071,7 @@
     <w:p>
       <w:pPr>
         <w:numPr>
+          <w:ilvl w:val="0"/>
           <w:numId w:val="0"/>
         </w:numPr>
         <w:rPr>
@@ -3076,6 +3094,7 @@
     <w:p>
       <w:pPr>
         <w:numPr>
+          <w:ilvl w:val="0"/>
           <w:numId w:val="0"/>
         </w:numPr>
         <w:rPr>
@@ -3098,6 +3117,7 @@
     <w:p>
       <w:pPr>
         <w:numPr>
+          <w:ilvl w:val="0"/>
           <w:numId w:val="0"/>
         </w:numPr>
         <w:rPr>
@@ -3120,6 +3140,7 @@
     <w:p>
       <w:pPr>
         <w:numPr>
+          <w:ilvl w:val="0"/>
           <w:numId w:val="0"/>
         </w:numPr>
         <w:rPr>
@@ -3395,19 +3416,216 @@
           <w:szCs w:val="52"/>
           <w:lang w:val="en-US"/>
         </w:rPr>
-        <w:t>Use effect()- performs action automatically</w:t>
+        <w:t xml:space="preserve">Use effect()- performs action automatically </w:t>
+      </w:r>
+    </w:p>
+    <w:p>
+      <w:pPr>
+        <w:rPr>
+          <w:rFonts w:hint="default"/>
+          <w:sz w:val="52"/>
+          <w:szCs w:val="52"/>
+          <w:lang w:val="en-US"/>
+        </w:rPr>
+      </w:pPr>
+    </w:p>
+    <w:p>
+      <w:pPr>
+        <w:pBdr>
+          <w:bottom w:val="single" w:color="auto" w:sz="4" w:space="0"/>
+        </w:pBdr>
+        <w:rPr>
+          <w:rFonts w:hint="default"/>
+          <w:sz w:val="52"/>
+          <w:szCs w:val="52"/>
+          <w:lang w:val="en-US"/>
+        </w:rPr>
+      </w:pPr>
+    </w:p>
+    <w:p>
+      <w:pPr>
+        <w:rPr>
+          <w:rFonts w:hint="default"/>
+          <w:sz w:val="52"/>
+          <w:szCs w:val="52"/>
+          <w:lang w:val="en-US"/>
+        </w:rPr>
+      </w:pPr>
+    </w:p>
+    <w:p>
+      <w:pPr>
+        <w:rPr>
+          <w:rFonts w:hint="default"/>
+          <w:sz w:val="52"/>
+          <w:szCs w:val="52"/>
+          <w:lang w:val="en-US"/>
+        </w:rPr>
+      </w:pPr>
+      <w:r>
+        <w:rPr>
+          <w:rFonts w:hint="default"/>
+          <w:sz w:val="52"/>
+          <w:szCs w:val="52"/>
+          <w:lang w:val="en-US"/>
+        </w:rPr>
+        <w:t>DBMS - Data Base Management System</w:t>
+      </w:r>
+    </w:p>
+    <w:p>
+      <w:pPr>
+        <w:rPr>
+          <w:rFonts w:hint="default"/>
+          <w:sz w:val="52"/>
+          <w:szCs w:val="52"/>
+          <w:lang w:val="en-US"/>
+        </w:rPr>
+      </w:pPr>
+      <w:r>
+        <w:rPr>
+          <w:rFonts w:hint="default"/>
+          <w:sz w:val="52"/>
+          <w:szCs w:val="52"/>
+          <w:lang w:val="en-US"/>
+        </w:rPr>
+        <w:t>RDBMS - Relational Data Base Management System</w:t>
+      </w:r>
+    </w:p>
+    <w:p>
+      <w:pPr>
+        <w:rPr>
+          <w:rFonts w:hint="default"/>
+          <w:sz w:val="52"/>
+          <w:szCs w:val="52"/>
+          <w:lang w:val="en-US"/>
+        </w:rPr>
+      </w:pPr>
+      <w:r>
+        <w:rPr>
+          <w:rFonts w:hint="default"/>
+          <w:sz w:val="52"/>
+          <w:szCs w:val="52"/>
+          <w:lang w:val="en-US"/>
+        </w:rPr>
+        <w:t>SQL - Structure Quary Language</w:t>
+      </w:r>
+    </w:p>
+    <w:p>
+      <w:pPr>
+        <w:rPr>
+          <w:rFonts w:hint="default"/>
+          <w:sz w:val="52"/>
+          <w:szCs w:val="52"/>
+          <w:lang w:val="en-US"/>
+        </w:rPr>
+      </w:pPr>
+      <w:r>
+        <w:rPr>
+          <w:rFonts w:hint="default"/>
+          <w:sz w:val="52"/>
+          <w:szCs w:val="52"/>
+          <w:lang w:val="en-US"/>
+        </w:rPr>
+        <w:t>NOSQL - Not Only Structure Quary Language</w:t>
+      </w:r>
+    </w:p>
+    <w:p>
+      <w:pPr>
+        <w:rPr>
+          <w:rFonts w:hint="default"/>
+          <w:sz w:val="52"/>
+          <w:szCs w:val="52"/>
+          <w:lang w:val="en-US"/>
+        </w:rPr>
+      </w:pPr>
+    </w:p>
+    <w:p>
+      <w:pPr>
+        <w:rPr>
+          <w:rFonts w:hint="default"/>
+          <w:sz w:val="52"/>
+          <w:szCs w:val="52"/>
+          <w:lang w:val="en-US"/>
+        </w:rPr>
+      </w:pPr>
+      <w:r>
+        <w:rPr>
+          <w:rFonts w:hint="default"/>
+          <w:sz w:val="52"/>
+          <w:szCs w:val="52"/>
+          <w:lang w:val="en-US"/>
+        </w:rPr>
+        <w:t>MONGO DB :-</w:t>
+      </w:r>
+    </w:p>
+    <w:p>
+      <w:pPr>
+        <w:rPr>
+          <w:rFonts w:hint="default"/>
+          <w:sz w:val="52"/>
+          <w:szCs w:val="52"/>
+          <w:lang w:val="en-US"/>
+        </w:rPr>
+      </w:pPr>
+      <w:r>
+        <w:rPr>
+          <w:rFonts w:hint="default"/>
+          <w:sz w:val="52"/>
+          <w:szCs w:val="52"/>
+          <w:lang w:val="en-US"/>
+        </w:rPr>
+        <w:t>It is a NOSQL database</w:t>
+      </w:r>
+    </w:p>
+    <w:p>
+      <w:pPr>
+        <w:rPr>
+          <w:rFonts w:hint="default"/>
+          <w:sz w:val="52"/>
+          <w:szCs w:val="52"/>
+          <w:lang w:val="en-US"/>
+        </w:rPr>
+      </w:pPr>
+      <w:r>
+        <w:rPr>
+          <w:rFonts w:hint="default"/>
+          <w:sz w:val="52"/>
+          <w:szCs w:val="52"/>
+          <w:lang w:val="en-US"/>
+        </w:rPr>
+        <w:t>It has no schema (it has no structure)</w:t>
       </w:r>
       <w:bookmarkStart w:id="0" w:name="_GoBack"/>
       <w:bookmarkEnd w:id="0"/>
-      <w:r>
-        <w:rPr>
-          <w:rFonts w:hint="default"/>
-          <w:sz w:val="52"/>
-          <w:szCs w:val="52"/>
-          <w:lang w:val="en-US"/>
-        </w:rPr>
-        <w:t xml:space="preserve"> </w:t>
-      </w:r>
+    </w:p>
+    <w:p>
+      <w:pPr>
+        <w:rPr>
+          <w:rFonts w:hint="default"/>
+          <w:sz w:val="52"/>
+          <w:szCs w:val="52"/>
+          <w:lang w:val="en-US"/>
+        </w:rPr>
+      </w:pPr>
+    </w:p>
+    <w:p>
+      <w:pPr>
+        <w:rPr>
+          <w:rFonts w:hint="default"/>
+          <w:sz w:val="52"/>
+          <w:szCs w:val="52"/>
+          <w:lang w:val="en-US"/>
+        </w:rPr>
+      </w:pPr>
+    </w:p>
+    <w:p>
+      <w:pPr>
+        <w:rPr>
+          <w:rFonts w:hint="default"/>
+          <w:sz w:val="52"/>
+          <w:szCs w:val="52"/>
+          <w:lang w:val="en-US"/>
+        </w:rPr>
+      </w:pPr>
     </w:p>
     <w:p>
       <w:pPr>
@@ -4718,10 +4936,30 @@
     </w:rPr>
   </w:style>
   <w:style w:type="paragraph" w:styleId="2">
+    <w:name w:val="heading 1"/>
+    <w:basedOn w:val="1"/>
+    <w:next w:val="1"/>
+    <w:qFormat/>
+    <w:uiPriority w:val="9"/>
+    <w:pPr>
+      <w:keepNext/>
+      <w:keepLines/>
+      <w:spacing w:before="340" w:after="330" w:line="578" w:lineRule="auto"/>
+      <w:outlineLvl w:val="0"/>
+    </w:pPr>
+    <w:rPr>
+      <w:b/>
+      <w:bCs/>
+      <w:kern w:val="44"/>
+      <w:sz w:val="44"/>
+      <w:szCs w:val="44"/>
+    </w:rPr>
+  </w:style>
+  <w:style w:type="paragraph" w:styleId="3">
     <w:name w:val="heading 2"/>
     <w:basedOn w:val="1"/>
     <w:next w:val="1"/>
-    <w:link w:val="7"/>
+    <w:link w:val="8"/>
     <w:unhideWhenUsed/>
     <w:qFormat/>
     <w:uiPriority w:val="9"/>
@@ -4738,14 +4976,14 @@
       <w:szCs w:val="26"/>
     </w:rPr>
   </w:style>
-  <w:style w:type="character" w:default="1" w:styleId="3">
+  <w:style w:type="character" w:default="1" w:styleId="4">
     <w:name w:val="Default Paragraph Font"/>
     <w:semiHidden/>
     <w:unhideWhenUsed/>
     <w:qFormat/>
     <w:uiPriority w:val="1"/>
   </w:style>
-  <w:style w:type="table" w:default="1" w:styleId="4">
+  <w:style w:type="table" w:default="1" w:styleId="5">
     <w:name w:val="Normal Table"/>
     <w:semiHidden/>
     <w:unhideWhenUsed/>
@@ -4760,11 +4998,11 @@
       </w:tblCellMar>
     </w:tblPr>
   </w:style>
-  <w:style w:type="paragraph" w:styleId="5">
+  <w:style w:type="paragraph" w:styleId="6">
     <w:name w:val="Title"/>
     <w:basedOn w:val="1"/>
     <w:next w:val="1"/>
-    <w:link w:val="6"/>
+    <w:link w:val="7"/>
     <w:qFormat/>
     <w:uiPriority w:val="10"/>
     <w:pPr>
@@ -4779,10 +5017,10 @@
       <w:szCs w:val="56"/>
     </w:rPr>
   </w:style>
-  <w:style w:type="character" w:customStyle="1" w:styleId="6">
+  <w:style w:type="character" w:customStyle="1" w:styleId="7">
     <w:name w:val="Title Char"/>
-    <w:basedOn w:val="3"/>
-    <w:link w:val="5"/>
+    <w:basedOn w:val="4"/>
+    <w:link w:val="6"/>
     <w:qFormat/>
     <w:uiPriority w:val="10"/>
     <w:rPr>
@@ -4793,10 +5031,10 @@
       <w:szCs w:val="56"/>
     </w:rPr>
   </w:style>
-  <w:style w:type="character" w:customStyle="1" w:styleId="7">
+  <w:style w:type="character" w:customStyle="1" w:styleId="8">
     <w:name w:val="Heading 2 Char"/>
-    <w:basedOn w:val="3"/>
-    <w:link w:val="2"/>
+    <w:basedOn w:val="4"/>
+    <w:link w:val="3"/>
     <w:qFormat/>
     <w:uiPriority w:val="9"/>
     <w:rPr>
@@ -4806,7 +5044,7 @@
       <w:szCs w:val="26"/>
     </w:rPr>
   </w:style>
-  <w:style w:type="paragraph" w:styleId="8">
+  <w:style w:type="paragraph" w:styleId="9">
     <w:name w:val="No Spacing"/>
     <w:qFormat/>
     <w:uiPriority w:val="1"/>
@@ -4820,7 +5058,7 @@
       <w:lang w:val="en-IN" w:eastAsia="en-US" w:bidi="ar-SA"/>
     </w:rPr>
   </w:style>
-  <w:style w:type="paragraph" w:styleId="9">
+  <w:style w:type="paragraph" w:styleId="10">
     <w:name w:val="List Paragraph"/>
     <w:basedOn w:val="1"/>
     <w:qFormat/>

--- a/MERN_AI RECAP.docx
+++ b/MERN_AI RECAP.docx
@@ -277,7 +277,7 @@
           <w:szCs w:val="52"/>
           <w:lang w:val="en-US"/>
         </w:rPr>
-        <w:t>What is API – App Program Interface (It used to connect Front End &amp; Back-end)</w:t>
+        <w:t xml:space="preserve">What is API – App Program Interface (It used to connect Front End &amp; Back-end)                      </w:t>
       </w:r>
     </w:p>
     <w:p>
@@ -2947,45 +2947,45 @@
           <w:szCs w:val="52"/>
           <w:lang w:val="en-US"/>
         </w:rPr>
-        <w:t>Since we are using vite built tool it will help us to do the seperation of html ,css,js from jsx file</w:t>
-      </w:r>
-    </w:p>
-    <w:p>
-      <w:pPr>
-        <w:rPr>
-          <w:rFonts w:hint="default"/>
-          <w:sz w:val="52"/>
-          <w:szCs w:val="52"/>
-          <w:lang w:val="en-US"/>
-        </w:rPr>
-      </w:pPr>
-      <w:r>
-        <w:rPr>
-          <w:rFonts w:hint="default"/>
-          <w:sz w:val="52"/>
-          <w:szCs w:val="52"/>
-          <w:lang w:val="en-US"/>
-        </w:rPr>
-        <w:t>Where this file allow us to write html inside javascript</w:t>
-      </w:r>
-    </w:p>
-    <w:p>
-      <w:pPr>
-        <w:rPr>
-          <w:rFonts w:hint="default"/>
-          <w:sz w:val="52"/>
-          <w:szCs w:val="52"/>
-          <w:lang w:val="en-US"/>
-        </w:rPr>
-      </w:pPr>
-      <w:r>
-        <w:rPr>
-          <w:rFonts w:hint="default"/>
-          <w:sz w:val="52"/>
-          <w:szCs w:val="52"/>
-          <w:lang w:val="en-US"/>
-        </w:rPr>
-        <w:t xml:space="preserve"> If a data is dynamite that can be dispayed using {}</w:t>
+        <w:t>Since we are using vite built tool it will help us to do the separation of HTML ,CSS,js from jsx file</w:t>
+      </w:r>
+    </w:p>
+    <w:p>
+      <w:pPr>
+        <w:rPr>
+          <w:rFonts w:hint="default"/>
+          <w:sz w:val="52"/>
+          <w:szCs w:val="52"/>
+          <w:lang w:val="en-US"/>
+        </w:rPr>
+      </w:pPr>
+      <w:r>
+        <w:rPr>
+          <w:rFonts w:hint="default"/>
+          <w:sz w:val="52"/>
+          <w:szCs w:val="52"/>
+          <w:lang w:val="en-US"/>
+        </w:rPr>
+        <w:t>Where this file allow us to write HTML inside JavaScript</w:t>
+      </w:r>
+    </w:p>
+    <w:p>
+      <w:pPr>
+        <w:rPr>
+          <w:rFonts w:hint="default"/>
+          <w:sz w:val="52"/>
+          <w:szCs w:val="52"/>
+          <w:lang w:val="en-US"/>
+        </w:rPr>
+      </w:pPr>
+      <w:r>
+        <w:rPr>
+          <w:rFonts w:hint="default"/>
+          <w:sz w:val="52"/>
+          <w:szCs w:val="52"/>
+          <w:lang w:val="en-US"/>
+        </w:rPr>
+        <w:t xml:space="preserve"> If a data is dynamite that can be displayed using {}</w:t>
       </w:r>
     </w:p>
     <w:p>
@@ -3023,7 +3023,7 @@
           <w:szCs w:val="52"/>
           <w:lang w:val="en-US"/>
         </w:rPr>
-        <w:t>We use return statement to display HTML code and returns discription of the UI</w:t>
+        <w:t>We use return statement to display HTML code and returns description of the UI</w:t>
       </w:r>
     </w:p>
     <w:p>
@@ -3088,7 +3088,7 @@
           <w:szCs w:val="52"/>
           <w:lang w:val="en-US"/>
         </w:rPr>
-        <w:t>Component is reusable builting block</w:t>
+        <w:t>Component is reusable building block</w:t>
       </w:r>
     </w:p>
     <w:p>
@@ -3111,7 +3111,7 @@
           <w:szCs w:val="52"/>
           <w:lang w:val="en-US"/>
         </w:rPr>
-        <w:t xml:space="preserve">Instant of writing one huge html file containing everything </w:t>
+        <w:t xml:space="preserve">Instant of writing one huge HTML file containing everything </w:t>
       </w:r>
     </w:p>
     <w:p>
@@ -3180,7 +3180,7 @@
           <w:szCs w:val="52"/>
           <w:lang w:val="en-US"/>
         </w:rPr>
-        <w:t>Reusability</w:t>
+        <w:t>Re-usability</w:t>
       </w:r>
     </w:p>
     <w:p>
@@ -3355,7 +3355,7 @@
           <w:szCs w:val="52"/>
           <w:lang w:val="en-US"/>
         </w:rPr>
-        <w:t>Functional component -Functional component is modern and crypted way component using js function there is a concept called hooks it can do every thing a class component but a simpler and cleaner code</w:t>
+        <w:t>Functional component -Functional component is modern and crypt-ed way component using js function there is a concept called hooks it can do every thing a class component but a simpler and cleaner code</w:t>
       </w:r>
     </w:p>
     <w:p>
@@ -3378,7 +3378,7 @@
           <w:szCs w:val="52"/>
           <w:lang w:val="en-US"/>
         </w:rPr>
-        <w:t>hooks - HOOKS are speacial function that allows constant components to use features like state , lifecycle,contact,etc…</w:t>
+        <w:t>hooks - HOOKS are special function that allows constant components to use features like state , life-cycle,contact,etc…</w:t>
       </w:r>
     </w:p>
     <w:p>
@@ -3525,7 +3525,7 @@
           <w:szCs w:val="52"/>
           <w:lang w:val="en-US"/>
         </w:rPr>
-        <w:t>NOSQL - Not Only Structure Quary Language</w:t>
+        <w:t>NOSQL - Not Only Structure Query Language</w:t>
       </w:r>
     </w:p>
     <w:p>
@@ -3593,9 +3593,467 @@
           <w:lang w:val="en-US"/>
         </w:rPr>
         <w:t>It has no schema (it has no structure)</w:t>
+      </w:r>
+    </w:p>
+    <w:p>
+      <w:pPr>
+        <w:pBdr>
+          <w:bottom w:val="single" w:color="auto" w:sz="4" w:space="0"/>
+        </w:pBdr>
+        <w:rPr>
+          <w:rFonts w:hint="default"/>
+          <w:sz w:val="52"/>
+          <w:szCs w:val="52"/>
+          <w:lang w:val="en-US"/>
+        </w:rPr>
+      </w:pPr>
+    </w:p>
+    <w:p>
+      <w:pPr>
+        <w:rPr>
+          <w:rFonts w:hint="default"/>
+          <w:sz w:val="52"/>
+          <w:szCs w:val="52"/>
+          <w:lang w:val="en-US"/>
+        </w:rPr>
+      </w:pPr>
+    </w:p>
+    <w:p>
+      <w:pPr>
+        <w:rPr>
+          <w:rFonts w:hint="default"/>
+          <w:sz w:val="52"/>
+          <w:szCs w:val="52"/>
+          <w:lang w:val="en-US"/>
+        </w:rPr>
+      </w:pPr>
+    </w:p>
+    <w:p>
+      <w:pPr>
+        <w:rPr>
+          <w:rFonts w:hint="default"/>
+          <w:sz w:val="52"/>
+          <w:szCs w:val="52"/>
+          <w:lang w:val="en-US"/>
+        </w:rPr>
+      </w:pPr>
+    </w:p>
+    <w:p>
+      <w:pPr>
+        <w:rPr>
+          <w:rFonts w:hint="default"/>
+          <w:sz w:val="52"/>
+          <w:szCs w:val="52"/>
+          <w:lang w:val="en-US"/>
+        </w:rPr>
+      </w:pPr>
+      <w:r>
+        <w:rPr>
+          <w:rFonts w:hint="default"/>
+          <w:sz w:val="52"/>
+          <w:szCs w:val="52"/>
+          <w:lang w:val="en-US"/>
+        </w:rPr>
+        <w:t>NODE AND EXPRESS JS:-</w:t>
+      </w:r>
+    </w:p>
+    <w:p>
+      <w:pPr>
+        <w:rPr>
+          <w:rFonts w:hint="default"/>
+          <w:sz w:val="52"/>
+          <w:szCs w:val="52"/>
+          <w:lang w:val="en-US"/>
+        </w:rPr>
+      </w:pPr>
+      <w:r>
+        <w:rPr>
+          <w:rFonts w:hint="default"/>
+          <w:sz w:val="52"/>
+          <w:szCs w:val="52"/>
+          <w:lang w:val="en-US"/>
+        </w:rPr>
+        <w:t>NODE - JavaScript Run Time Evirornment</w:t>
+      </w:r>
+    </w:p>
+    <w:p>
+      <w:pPr>
+        <w:rPr>
+          <w:rFonts w:hint="default"/>
+          <w:sz w:val="52"/>
+          <w:szCs w:val="52"/>
+          <w:lang w:val="en-US"/>
+        </w:rPr>
+      </w:pPr>
+      <w:r>
+        <w:rPr>
+          <w:rFonts w:hint="default"/>
+          <w:sz w:val="52"/>
+          <w:szCs w:val="52"/>
+          <w:lang w:val="en-US"/>
+        </w:rPr>
+        <w:t>It has v8 engine which helps javascript to run outside the browser</w:t>
+      </w:r>
+    </w:p>
+    <w:p>
+      <w:pPr>
+        <w:rPr>
+          <w:rFonts w:hint="default"/>
+          <w:sz w:val="52"/>
+          <w:szCs w:val="52"/>
+          <w:lang w:val="en-US"/>
+        </w:rPr>
+      </w:pPr>
+      <w:r>
+        <w:rPr>
+          <w:rFonts w:hint="default"/>
+          <w:sz w:val="52"/>
+          <w:szCs w:val="52"/>
+          <w:lang w:val="en-US"/>
+        </w:rPr>
+        <w:t xml:space="preserve">It contains client server architucture </w:t>
+      </w:r>
+    </w:p>
+    <w:p>
+      <w:pPr>
+        <w:rPr>
+          <w:rFonts w:hint="default"/>
+          <w:sz w:val="52"/>
+          <w:szCs w:val="52"/>
+          <w:lang w:val="en-US"/>
+        </w:rPr>
+      </w:pPr>
+    </w:p>
+    <w:p>
+      <w:pPr>
+        <w:pStyle w:val="2"/>
+        <w:bidi w:val="0"/>
+        <w:rPr>
+          <w:rFonts w:hint="default"/>
+          <w:lang w:val="en-US"/>
+        </w:rPr>
+      </w:pPr>
+      <w:r>
+        <w:rPr>
+          <w:rFonts w:hint="default"/>
+          <w:lang w:val="en-US"/>
+        </w:rPr>
+        <w:t>EXPRESS JS:-</w:t>
+      </w:r>
+    </w:p>
+    <w:p>
+      <w:pPr>
+        <w:rPr>
+          <w:rFonts w:hint="default"/>
+          <w:sz w:val="52"/>
+          <w:szCs w:val="52"/>
+          <w:lang w:val="en-US"/>
+        </w:rPr>
+      </w:pPr>
+      <w:r>
+        <w:rPr>
+          <w:rFonts w:hint="default"/>
+          <w:sz w:val="52"/>
+          <w:szCs w:val="52"/>
+          <w:lang w:val="en-US"/>
+        </w:rPr>
+        <w:t xml:space="preserve">It is the framework which helps your api process fast </w:t>
+      </w:r>
+    </w:p>
+    <w:p>
+      <w:pPr>
+        <w:rPr>
+          <w:rFonts w:hint="default"/>
+          <w:sz w:val="52"/>
+          <w:szCs w:val="52"/>
+          <w:lang w:val="en-US"/>
+        </w:rPr>
+      </w:pPr>
+    </w:p>
+    <w:p>
+      <w:pPr>
+        <w:rPr>
+          <w:rFonts w:hint="default"/>
+          <w:sz w:val="52"/>
+          <w:szCs w:val="52"/>
+          <w:lang w:val="en-US"/>
+        </w:rPr>
+      </w:pPr>
+      <w:r>
+        <w:rPr>
+          <w:rFonts w:hint="default"/>
+          <w:sz w:val="52"/>
+          <w:szCs w:val="52"/>
+          <w:lang w:val="en-US"/>
+        </w:rPr>
+        <w:t>API-Application Program Interface</w:t>
+      </w:r>
+    </w:p>
+    <w:p>
+      <w:pPr>
+        <w:rPr>
+          <w:rFonts w:hint="default"/>
+          <w:sz w:val="52"/>
+          <w:szCs w:val="52"/>
+          <w:lang w:val="en-US"/>
+        </w:rPr>
+      </w:pPr>
+      <w:r>
+        <w:rPr>
+          <w:rFonts w:hint="default"/>
+          <w:sz w:val="52"/>
+          <w:szCs w:val="52"/>
+          <w:lang w:val="en-US"/>
+        </w:rPr>
+        <w:t>API helps us to create a connection between front-end and back-end</w:t>
+      </w:r>
+    </w:p>
+    <w:p>
+      <w:pPr>
+        <w:rPr>
+          <w:rFonts w:hint="default"/>
+          <w:sz w:val="52"/>
+          <w:szCs w:val="52"/>
+          <w:lang w:val="en-US"/>
+        </w:rPr>
+      </w:pPr>
+      <w:r>
+        <w:rPr>
+          <w:rFonts w:hint="default"/>
+          <w:sz w:val="52"/>
+          <w:szCs w:val="52"/>
+          <w:lang w:val="en-US"/>
+        </w:rPr>
+        <w:t>The application runs in three different servers  -  Front-end(Client-side)</w:t>
+      </w:r>
+    </w:p>
+    <w:p>
+      <w:pPr>
+        <w:rPr>
+          <w:rFonts w:hint="default"/>
+          <w:sz w:val="52"/>
+          <w:szCs w:val="52"/>
+          <w:lang w:val="en-US"/>
+        </w:rPr>
+      </w:pPr>
+      <w:r>
+        <w:rPr>
+          <w:rFonts w:hint="default"/>
+          <w:sz w:val="52"/>
+          <w:szCs w:val="52"/>
+          <w:lang w:val="en-US"/>
+        </w:rPr>
+        <w:t>Backend(Server side), Database - (Storage Side)</w:t>
+      </w:r>
+    </w:p>
+    <w:p>
+      <w:pPr>
+        <w:rPr>
+          <w:rFonts w:hint="default"/>
+          <w:sz w:val="52"/>
+          <w:szCs w:val="52"/>
+          <w:lang w:val="en-US"/>
+        </w:rPr>
+      </w:pPr>
+      <w:r>
+        <w:rPr>
+          <w:rFonts w:hint="default"/>
+          <w:sz w:val="52"/>
+          <w:szCs w:val="52"/>
+          <w:lang w:val="en-US"/>
+        </w:rPr>
+        <w:t>API helps us to raise/Create request and get response</w:t>
+      </w:r>
+    </w:p>
+    <w:p>
+      <w:pPr>
+        <w:rPr>
+          <w:rFonts w:hint="default"/>
+          <w:sz w:val="52"/>
+          <w:szCs w:val="52"/>
+          <w:lang w:val="en-US"/>
+        </w:rPr>
+      </w:pPr>
+      <w:r>
+        <w:rPr>
+          <w:rFonts w:hint="default"/>
+          <w:sz w:val="52"/>
+          <w:szCs w:val="52"/>
+          <w:lang w:val="en-US"/>
+        </w:rPr>
+        <w:t>Front-end is connected to back-end and back-end connected to database</w:t>
+      </w:r>
+    </w:p>
+    <w:p>
+      <w:pPr>
+        <w:rPr>
+          <w:rFonts w:hint="default"/>
+          <w:sz w:val="52"/>
+          <w:szCs w:val="52"/>
+          <w:lang w:val="en-US"/>
+        </w:rPr>
+      </w:pPr>
+      <w:r>
+        <w:rPr>
+          <w:rFonts w:hint="default"/>
+          <w:sz w:val="52"/>
+          <w:szCs w:val="52"/>
+          <w:lang w:val="en-US"/>
+        </w:rPr>
+        <w:t>Request raise from front-end ,front-end send the request to back-end</w:t>
+      </w:r>
+    </w:p>
+    <w:p>
+      <w:pPr>
+        <w:rPr>
+          <w:rFonts w:hint="default"/>
+          <w:sz w:val="52"/>
+          <w:szCs w:val="52"/>
+          <w:lang w:val="en-US"/>
+        </w:rPr>
+      </w:pPr>
+      <w:r>
+        <w:rPr>
+          <w:rFonts w:hint="default"/>
+          <w:sz w:val="52"/>
+          <w:szCs w:val="52"/>
+          <w:lang w:val="en-US"/>
+        </w:rPr>
+        <w:t>Back-end which is already connected with database will analyse the request and share back the response to front-end,with that response front-end with the help of  HTML CSS and REACT generate a UI were client can Understand</w:t>
+      </w:r>
+    </w:p>
+    <w:p>
+      <w:pPr>
+        <w:rPr>
+          <w:rFonts w:hint="default"/>
+          <w:sz w:val="52"/>
+          <w:szCs w:val="52"/>
+          <w:lang w:val="en-US"/>
+        </w:rPr>
+      </w:pPr>
+    </w:p>
+    <w:p>
+      <w:pPr>
+        <w:rPr>
+          <w:rFonts w:hint="default"/>
+          <w:sz w:val="52"/>
+          <w:szCs w:val="52"/>
+          <w:lang w:val="en-US"/>
+        </w:rPr>
+      </w:pPr>
+      <w:r>
+        <w:rPr>
+          <w:rFonts w:hint="default"/>
+          <w:sz w:val="52"/>
+          <w:szCs w:val="52"/>
+          <w:lang w:val="en-US"/>
+        </w:rPr>
+        <w:t>REQUEST PACKAGES INSTIALATION FOR BACKEND:-</w:t>
       </w:r>
       <w:bookmarkStart w:id="0" w:name="_GoBack"/>
       <w:bookmarkEnd w:id="0"/>
+    </w:p>
+    <w:p>
+      <w:pPr>
+        <w:rPr>
+          <w:rFonts w:hint="default"/>
+          <w:sz w:val="52"/>
+          <w:szCs w:val="52"/>
+          <w:lang w:val="en-US"/>
+        </w:rPr>
+      </w:pPr>
+    </w:p>
+    <w:p>
+      <w:pPr>
+        <w:numPr>
+          <w:ilvl w:val="0"/>
+          <w:numId w:val="13"/>
+        </w:numPr>
+        <w:rPr>
+          <w:rFonts w:hint="default"/>
+          <w:sz w:val="52"/>
+          <w:szCs w:val="52"/>
+          <w:lang w:val="en-US"/>
+        </w:rPr>
+      </w:pPr>
+      <w:r>
+        <w:rPr>
+          <w:rFonts w:hint="default"/>
+          <w:sz w:val="52"/>
+          <w:szCs w:val="52"/>
+          <w:lang w:val="en-US"/>
+        </w:rPr>
+        <w:t>express - gives us the flexibility to handle browser in the fastest way</w:t>
+      </w:r>
+    </w:p>
+    <w:p>
+      <w:pPr>
+        <w:numPr>
+          <w:ilvl w:val="0"/>
+          <w:numId w:val="13"/>
+        </w:numPr>
+        <w:rPr>
+          <w:rFonts w:hint="default"/>
+          <w:sz w:val="52"/>
+          <w:szCs w:val="52"/>
+          <w:lang w:val="en-US"/>
+        </w:rPr>
+      </w:pPr>
+      <w:r>
+        <w:rPr>
+          <w:rFonts w:hint="default"/>
+          <w:sz w:val="52"/>
+          <w:szCs w:val="52"/>
+          <w:lang w:val="en-US"/>
+        </w:rPr>
+        <w:t>Mongoose - this package will help us to establish connection between node and MongoDB</w:t>
+      </w:r>
+    </w:p>
+    <w:p>
+      <w:pPr>
+        <w:numPr>
+          <w:ilvl w:val="0"/>
+          <w:numId w:val="13"/>
+        </w:numPr>
+        <w:rPr>
+          <w:rFonts w:hint="default"/>
+          <w:sz w:val="52"/>
+          <w:szCs w:val="52"/>
+          <w:lang w:val="en-US"/>
+        </w:rPr>
+      </w:pPr>
+      <w:r>
+        <w:rPr>
+          <w:rFonts w:hint="default"/>
+          <w:sz w:val="52"/>
+          <w:szCs w:val="52"/>
+          <w:lang w:val="en-US"/>
+        </w:rPr>
+        <w:t>Axios - it is a popular HTTP client used to make abi request from the browser this will be use in both front-end and back-end</w:t>
+      </w:r>
+    </w:p>
+    <w:p>
+      <w:pPr>
+        <w:numPr>
+          <w:ilvl w:val="0"/>
+          <w:numId w:val="13"/>
+        </w:numPr>
+        <w:rPr>
+          <w:rFonts w:hint="default"/>
+          <w:sz w:val="52"/>
+          <w:szCs w:val="52"/>
+          <w:lang w:val="en-US"/>
+        </w:rPr>
+      </w:pPr>
+      <w:r>
+        <w:rPr>
+          <w:rFonts w:hint="default"/>
+          <w:sz w:val="52"/>
+          <w:szCs w:val="52"/>
+          <w:lang w:val="en-US"/>
+        </w:rPr>
+        <w:t>Cross - cross origin recourse sharing.it is a browser security mechanism that blocks th axios request .if your front-end ,back-end operates different domains and protocols</w:t>
+      </w:r>
     </w:p>
     <w:p>
       <w:pPr>
@@ -3927,6 +4385,22 @@
     </w:lvl>
   </w:abstractNum>
   <w:abstractNum w:abstractNumId="5">
+    <w:nsid w:val="1554FC14"/>
+    <w:multiLevelType w:val="singleLevel"/>
+    <w:tmpl w:val="1554FC14"/>
+    <w:lvl w:ilvl="0" w:tentative="0">
+      <w:start w:val="1"/>
+      <w:numFmt w:val="decimal"/>
+      <w:lvlText w:val="%1."/>
+      <w:lvlJc w:val="left"/>
+      <w:pPr>
+        <w:tabs>
+          <w:tab w:val="left" w:pos="312"/>
+        </w:tabs>
+      </w:pPr>
+    </w:lvl>
+  </w:abstractNum>
+  <w:abstractNum w:abstractNumId="6">
     <w:nsid w:val="15B8766C"/>
     <w:multiLevelType w:val="multilevel"/>
     <w:tmpl w:val="15B8766C"/>
@@ -4039,7 +4513,7 @@
       </w:rPr>
     </w:lvl>
   </w:abstractNum>
-  <w:abstractNum w:abstractNumId="6">
+  <w:abstractNum w:abstractNumId="7">
     <w:nsid w:val="2FBF5DB5"/>
     <w:multiLevelType w:val="multilevel"/>
     <w:tmpl w:val="2FBF5DB5"/>
@@ -4152,7 +4626,7 @@
       </w:rPr>
     </w:lvl>
   </w:abstractNum>
-  <w:abstractNum w:abstractNumId="7">
+  <w:abstractNum w:abstractNumId="8">
     <w:nsid w:val="31E02C95"/>
     <w:multiLevelType w:val="multilevel"/>
     <w:tmpl w:val="31E02C95"/>
@@ -4265,7 +4739,7 @@
       </w:rPr>
     </w:lvl>
   </w:abstractNum>
-  <w:abstractNum w:abstractNumId="8">
+  <w:abstractNum w:abstractNumId="9">
     <w:nsid w:val="3AF5D695"/>
     <w:multiLevelType w:val="singleLevel"/>
     <w:tmpl w:val="3AF5D695"/>
@@ -4281,7 +4755,7 @@
       </w:pPr>
     </w:lvl>
   </w:abstractNum>
-  <w:abstractNum w:abstractNumId="9">
+  <w:abstractNum w:abstractNumId="10">
     <w:nsid w:val="46BF4922"/>
     <w:multiLevelType w:val="multilevel"/>
     <w:tmpl w:val="46BF4922"/>
@@ -4394,7 +4868,7 @@
       </w:rPr>
     </w:lvl>
   </w:abstractNum>
-  <w:abstractNum w:abstractNumId="10">
+  <w:abstractNum w:abstractNumId="11">
     <w:nsid w:val="72FD31D6"/>
     <w:multiLevelType w:val="multilevel"/>
     <w:tmpl w:val="72FD31D6"/>
@@ -4507,7 +4981,7 @@
       </w:rPr>
     </w:lvl>
   </w:abstractNum>
-  <w:abstractNum w:abstractNumId="11">
+  <w:abstractNum w:abstractNumId="12">
     <w:nsid w:val="763816FB"/>
     <w:multiLevelType w:val="multilevel"/>
     <w:tmpl w:val="763816FB"/>
@@ -4624,25 +5098,25 @@
     <w:abstractNumId w:val="4"/>
   </w:num>
   <w:num w:numId="2">
+    <w:abstractNumId w:val="7"/>
+  </w:num>
+  <w:num w:numId="3">
+    <w:abstractNumId w:val="10"/>
+  </w:num>
+  <w:num w:numId="4">
     <w:abstractNumId w:val="6"/>
   </w:num>
-  <w:num w:numId="3">
-    <w:abstractNumId w:val="9"/>
-  </w:num>
-  <w:num w:numId="4">
-    <w:abstractNumId w:val="5"/>
-  </w:num>
   <w:num w:numId="5">
-    <w:abstractNumId w:val="10"/>
+    <w:abstractNumId w:val="11"/>
   </w:num>
   <w:num w:numId="6">
-    <w:abstractNumId w:val="11"/>
+    <w:abstractNumId w:val="12"/>
   </w:num>
   <w:num w:numId="7">
-    <w:abstractNumId w:val="7"/>
+    <w:abstractNumId w:val="8"/>
   </w:num>
   <w:num w:numId="8">
-    <w:abstractNumId w:val="8"/>
+    <w:abstractNumId w:val="9"/>
   </w:num>
   <w:num w:numId="9">
     <w:abstractNumId w:val="2"/>
@@ -4655,6 +5129,9 @@
   </w:num>
   <w:num w:numId="12">
     <w:abstractNumId w:val="1"/>
+  </w:num>
+  <w:num w:numId="13">
+    <w:abstractNumId w:val="5"/>
   </w:num>
 </w:numbering>
 </file>
